--- a/apps/legal-docs-blueprints/templates/carta_aceptacion_gps/carta_aceptacion_gps-plural.docx
+++ b/apps/legal-docs-blueprints/templates/carta_aceptacion_gps/carta_aceptacion_gps-plural.docx
@@ -5,7 +5,6 @@
     <w:p>
       <w:pPr>
         <w:pStyle w:val="Normal"/>
-        <w:pBdr/>
         <w:jc w:val="right"/>
         <w:rPr>
           <w:rFonts w:ascii="Arial" w:hAnsi="Arial" w:eastAsia="Arial" w:cs="Arial"/>
@@ -48,7 +47,7 @@
                   </pic:nvPicPr>
                   <pic:blipFill>
                     <a:blip r:embed="rId2"/>
-                    <a:srcRect l="0" t="35735" r="0" b="38142"/>
+                    <a:srcRect l="0" t="35735" r="0" b="38135"/>
                     <a:stretch>
                       <a:fillRect/>
                     </a:stretch>
@@ -75,7 +74,6 @@
     <w:p>
       <w:pPr>
         <w:pStyle w:val="Normal"/>
-        <w:pBdr/>
         <w:jc w:val="right"/>
         <w:rPr>
           <w:rFonts w:ascii="Arial" w:hAnsi="Arial" w:eastAsia="Arial" w:cs="Arial"/>
@@ -96,7 +94,6 @@
     <w:p>
       <w:pPr>
         <w:pStyle w:val="Normal"/>
-        <w:pBdr/>
         <w:jc w:val="right"/>
         <w:rPr>
           <w:rFonts w:ascii="Arial" w:hAnsi="Arial" w:eastAsia="Arial" w:cs="Arial"/>
@@ -120,7 +117,6 @@
     <w:p>
       <w:pPr>
         <w:pStyle w:val="Normal"/>
-        <w:pBdr/>
         <w:jc w:val="right"/>
         <w:rPr>
           <w:rFonts w:ascii="Arial" w:hAnsi="Arial" w:eastAsia="Arial" w:cs="Arial"/>
@@ -147,7 +143,6 @@
     <w:p>
       <w:pPr>
         <w:pStyle w:val="Normal"/>
-        <w:pBdr/>
         <w:jc w:val="right"/>
         <w:rPr>
           <w:rFonts w:ascii="Arial" w:hAnsi="Arial" w:eastAsia="Arial" w:cs="Arial"/>
@@ -157,7 +152,7 @@
           <w:lang w:val="es-GT"/>
         </w:rPr>
       </w:pPr>
-      <w:bookmarkStart w:id="8" w:name="_heading=h.ath3c5fabs5a"/>
+      <w:bookmarkStart w:id="8" w:name="_heading=h.ath3c5fabs5a_Copia_1"/>
       <w:bookmarkEnd w:id="8"/>
       <w:sdt>
         <w:sdtPr>
@@ -197,7 +192,6 @@
     <w:p>
       <w:pPr>
         <w:pStyle w:val="Normal"/>
-        <w:pBdr/>
         <w:rPr>
           <w:rFonts w:ascii="Arial" w:hAnsi="Arial" w:eastAsia="Arial" w:cs="Arial"/>
           <w:color w:val="000000"/>
@@ -220,7 +214,6 @@
     <w:p>
       <w:pPr>
         <w:pStyle w:val="Normal"/>
-        <w:pBdr/>
         <w:rPr>
           <w:rFonts w:ascii="Arial" w:hAnsi="Arial" w:eastAsia="Arial" w:cs="Arial"/>
           <w:color w:val="000000"/>
@@ -242,7 +235,6 @@
     <w:p>
       <w:pPr>
         <w:pStyle w:val="Normal"/>
-        <w:pBdr/>
         <w:rPr>
           <w:rFonts w:ascii="Arial" w:hAnsi="Arial" w:eastAsia="Arial" w:cs="Arial"/>
           <w:color w:val="000000"/>
@@ -264,7 +256,6 @@
     <w:p>
       <w:pPr>
         <w:pStyle w:val="Normal"/>
-        <w:pBdr/>
         <w:spacing w:lineRule="auto" w:line="276" w:before="0" w:after="200"/>
         <w:jc w:val="both"/>
         <w:rPr>
@@ -290,7 +281,6 @@
     <w:p>
       <w:pPr>
         <w:pStyle w:val="Normal"/>
-        <w:pBdr/>
         <w:spacing w:lineRule="auto" w:line="276" w:before="0" w:after="200"/>
         <w:jc w:val="both"/>
         <w:rPr>
@@ -316,7 +306,6 @@
     <w:p>
       <w:pPr>
         <w:pStyle w:val="Normal"/>
-        <w:pBdr/>
         <w:rPr>
           <w:rFonts w:ascii="Arial" w:hAnsi="Arial" w:eastAsia="Arial" w:cs="Arial"/>
           <w:color w:val="000000"/>
@@ -338,7 +327,6 @@
     <w:p>
       <w:pPr>
         <w:pStyle w:val="Normal"/>
-        <w:pBdr/>
         <w:rPr>
           <w:rFonts w:ascii="Arial" w:hAnsi="Arial" w:eastAsia="Arial" w:cs="Arial"/>
           <w:color w:val="000000"/>
@@ -360,7 +348,6 @@
     <w:p>
       <w:pPr>
         <w:pStyle w:val="Normal"/>
-        <w:pBdr/>
         <w:rPr>
           <w:rFonts w:ascii="Arial" w:hAnsi="Arial" w:eastAsia="Arial" w:cs="Arial"/>
           <w:color w:val="000000"/>
@@ -382,7 +369,6 @@
     <w:p>
       <w:pPr>
         <w:pStyle w:val="Normal"/>
-        <w:pBdr/>
         <w:rPr>
           <w:rFonts w:ascii="Arial" w:hAnsi="Arial" w:eastAsia="Arial" w:cs="Arial"/>
           <w:color w:val="000000"/>
@@ -405,7 +391,6 @@
     <w:p>
       <w:pPr>
         <w:pStyle w:val="Normal"/>
-        <w:pBdr/>
         <w:spacing w:lineRule="auto" w:line="276" w:before="0" w:after="200"/>
         <w:ind w:firstLine="720"/>
         <w:jc w:val="both"/>
@@ -799,7 +784,6 @@
     <w:p>
       <w:pPr>
         <w:pStyle w:val="Normal"/>
-        <w:pBdr/>
         <w:spacing w:lineRule="auto" w:line="276" w:before="0" w:after="200"/>
         <w:jc w:val="both"/>
         <w:rPr>
@@ -822,7 +806,6 @@
     <w:p>
       <w:pPr>
         <w:pStyle w:val="Normal"/>
-        <w:pBdr/>
         <w:ind w:firstLine="708"/>
         <w:jc w:val="both"/>
         <w:rPr>
@@ -852,7 +835,6 @@
     <w:p>
       <w:pPr>
         <w:pStyle w:val="Normal"/>
-        <w:pBdr/>
         <w:ind w:firstLine="708"/>
         <w:jc w:val="both"/>
         <w:rPr>
@@ -873,7 +855,6 @@
     <w:p>
       <w:pPr>
         <w:pStyle w:val="Normal"/>
-        <w:pBdr/>
         <w:ind w:firstLine="708"/>
         <w:jc w:val="both"/>
         <w:rPr>
@@ -893,7 +874,6 @@
     <w:p>
       <w:pPr>
         <w:pStyle w:val="Normal"/>
-        <w:pBdr/>
         <w:ind w:firstLine="708"/>
         <w:jc w:val="center"/>
         <w:rPr>
@@ -915,7 +895,6 @@
     <w:p>
       <w:pPr>
         <w:pStyle w:val="Normal"/>
-        <w:pBdr/>
         <w:ind w:firstLine="708"/>
         <w:jc w:val="both"/>
         <w:rPr>
@@ -938,7 +917,6 @@
     <w:p>
       <w:pPr>
         <w:pStyle w:val="Normal"/>
-        <w:pBdr/>
         <w:ind w:firstLine="708"/>
         <w:jc w:val="both"/>
         <w:rPr>
@@ -960,7 +938,6 @@
     <w:p>
       <w:pPr>
         <w:pStyle w:val="Normal"/>
-        <w:pBdr/>
         <w:jc w:val="center"/>
         <w:rPr>
           <w:rFonts w:ascii="Arial" w:hAnsi="Arial" w:eastAsia="Arial" w:cs="Arial"/>
@@ -982,7 +959,6 @@
     <w:p>
       <w:pPr>
         <w:pStyle w:val="Normal"/>
-        <w:pBdr/>
         <w:spacing w:lineRule="auto" w:line="276" w:before="0" w:after="200"/>
         <w:rPr>
           <w:rFonts w:ascii="Arial" w:hAnsi="Arial" w:eastAsia="Arial" w:cs="Arial"/>
@@ -1061,7 +1037,7 @@
                 <w:rFonts w:ascii="Arial" w:hAnsi="Arial"/>
                 <w:sz w:val="20"/>
               </w:rPr>
-              <w:t>F)________________________</w:t>
+              <w:t>f)________________________</w:t>
             </w:r>
           </w:p>
           <w:p>
@@ -1139,7 +1115,7 @@
                 <w:rFonts w:ascii="Arial" w:hAnsi="Arial"/>
                 <w:sz w:val="20"/>
               </w:rPr>
-              <w:t>F)________________________</w:t>
+              <w:t>f)________________________</w:t>
             </w:r>
           </w:p>
           <w:p>
@@ -1616,6 +1592,7 @@
     <w:qFormat/>
     <w:pPr>
       <w:widowControl/>
+      <w:suppressAutoHyphens w:val="true"/>
       <w:bidi w:val="0"/>
       <w:spacing w:before="0" w:after="0"/>
       <w:jc w:val="left"/>
@@ -1759,6 +1736,7 @@
       <w:w w:val="100"/>
       <w:position w:val="0"/>
       <w:sz w:val="24"/>
+      <w:sz w:val="24"/>
       <w:u w:val="single"/>
       <w:effect w:val="none"/>
       <w:vertAlign w:val="baseline"/>
@@ -1771,6 +1749,7 @@
     <w:rPr>
       <w:w w:val="100"/>
       <w:position w:val="0"/>
+      <w:sz w:val="24"/>
       <w:sz w:val="24"/>
       <w:effect w:val="none"/>
       <w:vertAlign w:val="baseline"/>
